--- a/files/CV_minakwon.docx
+++ b/files/CV_minakwon.docx
@@ -1,6 +1,6 @@
 
 <file path=word/document.xml><?xml version="1.0" encoding="utf-8"?>
-<w:document xmlns:wpc="http://schemas.microsoft.com/office/word/2010/wordprocessingCanvas" xmlns:cx="http://schemas.microsoft.com/office/drawing/2014/chartex" xmlns:cx1="http://schemas.microsoft.com/office/drawing/2015/9/8/chartex" xmlns:cx2="http://schemas.microsoft.com/office/drawing/2015/10/21/chartex" xmlns:cx3="http://schemas.microsoft.com/office/drawing/2016/5/9/chartex" xmlns:cx4="http://schemas.microsoft.com/office/drawing/2016/5/10/chartex" xmlns:cx5="http://schemas.microsoft.com/office/drawing/2016/5/11/chartex" xmlns:cx6="http://schemas.microsoft.com/office/drawing/2016/5/12/chartex" xmlns:cx7="http://schemas.microsoft.com/office/drawing/2016/5/13/chartex" xmlns:cx8="http://schemas.microsoft.com/office/drawing/2016/5/14/chartex" xmlns:mc="http://schemas.openxmlformats.org/markup-compatibility/2006" xmlns:aink="http://schemas.microsoft.com/office/drawing/2016/ink" xmlns:am3d="http://schemas.microsoft.com/office/drawing/2017/model3d" xmlns:o="urn:schemas-microsoft-com:office:office" xmlns:oel="http://schemas.microsoft.com/office/2019/extlst" xmlns:r="http://schemas.openxmlformats.org/officeDocument/2006/relationships" xmlns:m="http://schemas.openxmlformats.org/officeDocument/2006/math" xmlns:v="urn:schemas-microsoft-com:vml" xmlns:wp14="http://schemas.microsoft.com/office/word/2010/wordprocessingDrawing" xmlns:wp="http://schemas.openxmlformats.org/drawingml/2006/wordprocessingDrawing" xmlns:w10="urn:schemas-microsoft-com:office:word" xmlns:w="http://schemas.openxmlformats.org/wordprocessingml/2006/main" xmlns:w14="http://schemas.microsoft.com/office/word/2010/wordml" xmlns:w15="http://schemas.microsoft.com/office/word/2012/wordml" xmlns:w16cex="http://schemas.microsoft.com/office/word/2018/wordml/cex" xmlns:w16cid="http://schemas.microsoft.com/office/word/2016/wordml/cid" xmlns:w16="http://schemas.microsoft.com/office/word/2018/wordml" xmlns:w16du="http://schemas.microsoft.com/office/word/2023/wordml/word16du" xmlns:w16sdtdh="http://schemas.microsoft.com/office/word/2020/wordml/sdtdatahash" xmlns:w16sdtfl="http://schemas.microsoft.com/office/word/2024/wordml/sdtformatlock" xmlns:w16se="http://schemas.microsoft.com/office/word/2015/wordml/symex" xmlns:wpg="http://schemas.microsoft.com/office/word/2010/wordprocessingGroup" xmlns:wpi="http://schemas.microsoft.com/office/word/2010/wordprocessingInk" xmlns:wne="http://schemas.microsoft.com/office/word/2006/wordml" xmlns:wps="http://schemas.microsoft.com/office/word/2010/wordprocessingShape" mc:Ignorable="w14 w15 w16se w16cid w16 w16cex w16sdtdh w16sdtfl w16du wp14">
+<w:document xmlns:wpc="http://schemas.microsoft.com/office/word/2010/wordprocessingCanvas" xmlns:cx="http://schemas.microsoft.com/office/drawing/2014/chartex" xmlns:cx1="http://schemas.microsoft.com/office/drawing/2015/9/8/chartex" xmlns:cx2="http://schemas.microsoft.com/office/drawing/2015/10/21/chartex" xmlns:cx3="http://schemas.microsoft.com/office/drawing/2016/5/9/chartex" xmlns:cx4="http://schemas.microsoft.com/office/drawing/2016/5/10/chartex" xmlns:cx5="http://schemas.microsoft.com/office/drawing/2016/5/11/chartex" xmlns:cx6="http://schemas.microsoft.com/office/drawing/2016/5/12/chartex" xmlns:cx7="http://schemas.microsoft.com/office/drawing/2016/5/13/chartex" xmlns:cx8="http://schemas.microsoft.com/office/drawing/2016/5/14/chartex" xmlns:mc="http://schemas.openxmlformats.org/markup-compatibility/2006" xmlns:m="http://schemas.openxmlformats.org/officeDocument/2006/math" xmlns:aink="http://schemas.microsoft.com/office/drawing/2016/ink" xmlns:am3d="http://schemas.microsoft.com/office/drawing/2017/model3d" xmlns:oel="http://schemas.microsoft.com/office/2019/extlst" xmlns:r="http://schemas.openxmlformats.org/officeDocument/2006/relationships" xmlns:wp14="http://schemas.microsoft.com/office/word/2010/wordprocessingDrawing" xmlns:wp="http://schemas.openxmlformats.org/drawingml/2006/wordprocessingDrawing" xmlns:wpg="http://schemas.microsoft.com/office/word/2010/wordprocessingGroup" xmlns:wpi="http://schemas.microsoft.com/office/word/2010/wordprocessingInk" xmlns:wps="http://schemas.microsoft.com/office/word/2010/wordprocessingShape" xmlns:o="urn:schemas-microsoft-com:office:office" xmlns:v="urn:schemas-microsoft-com:vml" xmlns:w10="urn:schemas-microsoft-com:office:word" xmlns:w="http://schemas.openxmlformats.org/wordprocessingml/2006/main" xmlns:w14="http://schemas.microsoft.com/office/word/2010/wordml" xmlns:w15="http://schemas.microsoft.com/office/word/2012/wordml" xmlns:w16cei="http://schemas.microsoft.com/office/word/2026/wordml/cei" xmlns:w16cex="http://schemas.microsoft.com/office/word/2018/wordml/cex" xmlns:w16cid="http://schemas.microsoft.com/office/word/2016/wordml/cid" xmlns:w16="http://schemas.microsoft.com/office/word/2018/wordml" xmlns:w16sdtdh="http://schemas.microsoft.com/office/word/2020/wordml/sdtdatahash" xmlns:w16sdtfl="http://schemas.microsoft.com/office/word/2024/wordml/sdtformatlock" xmlns:w16se="http://schemas.microsoft.com/office/word/2015/wordml/symex" xmlns:w16du="http://schemas.microsoft.com/office/word/2023/wordml/word16du" xmlns:wne="http://schemas.microsoft.com/office/word/2006/wordml" mc:Ignorable="w14 w15 w16se w16cid w16 w16cex w16sdtdh w16sdtfl w16du wp14">
   <w:body>
     <w:p>
       <w:pPr>
@@ -577,6 +577,7 @@
         </w:rPr>
         <w:tab/>
       </w:r>
+      <w:proofErr w:type="spellStart"/>
       <w:r>
         <w:rPr>
           <w:rFonts w:ascii="Calibri Light" w:hAnsi="Calibri Light" w:cs="Calibri Light"/>
@@ -585,6 +586,7 @@
         </w:rPr>
         <w:t>Chicago</w:t>
       </w:r>
+      <w:proofErr w:type="spellEnd"/>
       <w:r>
         <w:rPr>
           <w:rFonts w:ascii="Calibri Light" w:hAnsi="Calibri Light" w:cs="Calibri Light"/>
@@ -1247,13 +1249,23 @@
         </w:rPr>
         <w:tab/>
       </w:r>
-      <w:r>
-        <w:rPr>
-          <w:rFonts w:ascii="Calibri Light" w:hAnsi="Calibri Light" w:cs="Calibri Light"/>
-          <w:sz w:val="20"/>
-          <w:szCs w:val="20"/>
-        </w:rPr>
-        <w:t>StonyBrook, NY</w:t>
+      <w:proofErr w:type="spellStart"/>
+      <w:r>
+        <w:rPr>
+          <w:rFonts w:ascii="Calibri Light" w:hAnsi="Calibri Light" w:cs="Calibri Light"/>
+          <w:sz w:val="20"/>
+          <w:szCs w:val="20"/>
+        </w:rPr>
+        <w:t>StonyBrook</w:t>
+      </w:r>
+      <w:proofErr w:type="spellEnd"/>
+      <w:r>
+        <w:rPr>
+          <w:rFonts w:ascii="Calibri Light" w:hAnsi="Calibri Light" w:cs="Calibri Light"/>
+          <w:sz w:val="20"/>
+          <w:szCs w:val="20"/>
+        </w:rPr>
+        <w:t>, NY</w:t>
       </w:r>
     </w:p>
     <w:p>
@@ -1440,6 +1452,7 @@
           <w:lang w:eastAsia="ko-KR"/>
         </w:rPr>
       </w:pPr>
+      <w:proofErr w:type="spellStart"/>
       <w:r>
         <w:rPr>
           <w:rFonts w:ascii="Calibri Light" w:hAnsi="Calibri Light" w:cs="Calibri Light"/>
@@ -1449,7 +1462,19 @@
           <w:szCs w:val="22"/>
           <w:lang w:eastAsia="ko-KR"/>
         </w:rPr>
-        <w:t>Kangdong Sacred Heart Hospital</w:t>
+        <w:t>Kangdong</w:t>
+      </w:r>
+      <w:proofErr w:type="spellEnd"/>
+      <w:r>
+        <w:rPr>
+          <w:rFonts w:ascii="Calibri Light" w:hAnsi="Calibri Light" w:cs="Calibri Light"/>
+          <w:b/>
+          <w:bCs/>
+          <w:sz w:val="22"/>
+          <w:szCs w:val="22"/>
+          <w:lang w:eastAsia="ko-KR"/>
+        </w:rPr>
+        <w:t xml:space="preserve"> Sacred Heart Hospital</w:t>
       </w:r>
       <w:r>
         <w:rPr>
@@ -1582,7 +1607,7 @@
           <w:sz w:val="20"/>
           <w:szCs w:val="20"/>
         </w:rPr>
-        <w:t>present</w:t>
+        <w:t>2025.02</w:t>
       </w:r>
     </w:p>
     <w:p>
@@ -1653,6 +1678,216 @@
           <w:bCs/>
           <w:sz w:val="22"/>
           <w:szCs w:val="22"/>
+          <w:lang w:eastAsia="ko-KR"/>
+        </w:rPr>
+        <w:t>Department of Neuropsychiatry</w:t>
+      </w:r>
+      <w:r>
+        <w:rPr>
+          <w:rFonts w:ascii="Calibri Light" w:hAnsi="Calibri Light" w:cs="Calibri Light"/>
+          <w:b/>
+          <w:bCs/>
+          <w:sz w:val="22"/>
+          <w:szCs w:val="22"/>
+          <w:lang w:eastAsia="ko-KR"/>
+        </w:rPr>
+        <w:t>,</w:t>
+      </w:r>
+    </w:p>
+    <w:p>
+      <w:pPr>
+        <w:tabs>
+          <w:tab w:val="right" w:pos="8640"/>
+        </w:tabs>
+        <w:rPr>
+          <w:rFonts w:ascii="Calibri Light" w:hAnsi="Calibri Light" w:cs="Calibri Light"/>
+          <w:lang w:eastAsia="ko-KR"/>
+        </w:rPr>
+      </w:pPr>
+      <w:proofErr w:type="spellStart"/>
+      <w:r>
+        <w:rPr>
+          <w:rFonts w:ascii="Calibri Light" w:hAnsi="Calibri Light" w:cs="Calibri Light"/>
+          <w:b/>
+          <w:bCs/>
+          <w:sz w:val="22"/>
+          <w:szCs w:val="22"/>
+          <w:lang w:eastAsia="ko-KR"/>
+        </w:rPr>
+        <w:t>Kangdong</w:t>
+      </w:r>
+      <w:proofErr w:type="spellEnd"/>
+      <w:r>
+        <w:rPr>
+          <w:rFonts w:ascii="Calibri Light" w:hAnsi="Calibri Light" w:cs="Calibri Light"/>
+          <w:b/>
+          <w:bCs/>
+          <w:sz w:val="22"/>
+          <w:szCs w:val="22"/>
+          <w:lang w:eastAsia="ko-KR"/>
+        </w:rPr>
+        <w:t xml:space="preserve"> Sacred Heart Hospital</w:t>
+      </w:r>
+      <w:r>
+        <w:rPr>
+          <w:rFonts w:ascii="Calibri Light" w:hAnsi="Calibri Light" w:cs="Calibri Light"/>
+          <w:sz w:val="22"/>
+          <w:szCs w:val="22"/>
+          <w:lang w:eastAsia="ko-KR"/>
+        </w:rPr>
+        <w:tab/>
+      </w:r>
+      <w:r>
+        <w:rPr>
+          <w:rFonts w:ascii="Calibri Light" w:hAnsi="Calibri Light" w:cs="Calibri Light"/>
+          <w:sz w:val="20"/>
+          <w:szCs w:val="20"/>
+          <w:lang w:eastAsia="ko-KR"/>
+        </w:rPr>
+        <w:t>Seoul, Korea</w:t>
+      </w:r>
+    </w:p>
+    <w:p>
+      <w:pPr>
+        <w:tabs>
+          <w:tab w:val="right" w:pos="8640"/>
+        </w:tabs>
+        <w:rPr>
+          <w:rFonts w:ascii="Calibri Light" w:hAnsi="Calibri Light" w:cs="Calibri Light"/>
+          <w:i/>
+          <w:iCs/>
+          <w:sz w:val="20"/>
+          <w:szCs w:val="20"/>
+        </w:rPr>
+      </w:pPr>
+      <w:r>
+        <w:rPr>
+          <w:rFonts w:ascii="Calibri Light" w:hAnsi="Calibri Light" w:cs="Calibri Light"/>
+          <w:sz w:val="20"/>
+          <w:szCs w:val="20"/>
+          <w:lang w:eastAsia="ko-KR"/>
+        </w:rPr>
+        <w:t>Clinical Internship</w:t>
+      </w:r>
+      <w:r>
+        <w:rPr>
+          <w:rFonts w:ascii="Calibri Light" w:hAnsi="Calibri Light" w:cs="Calibri Light"/>
+          <w:sz w:val="20"/>
+          <w:szCs w:val="20"/>
+          <w:lang w:eastAsia="ko-KR"/>
+        </w:rPr>
+        <w:t xml:space="preserve"> </w:t>
+      </w:r>
+      <w:r>
+        <w:rPr>
+          <w:rFonts w:ascii="Calibri Light" w:hAnsi="Calibri Light" w:cs="Calibri Light"/>
+          <w:sz w:val="20"/>
+          <w:szCs w:val="20"/>
+          <w:lang w:eastAsia="ko-KR"/>
+        </w:rPr>
+        <w:tab/>
+      </w:r>
+      <w:r>
+        <w:rPr>
+          <w:rFonts w:ascii="Calibri Light" w:hAnsi="Calibri Light" w:cs="Calibri Light"/>
+          <w:i/>
+          <w:iCs/>
+          <w:sz w:val="20"/>
+          <w:szCs w:val="20"/>
+          <w:lang w:eastAsia="ko-KR"/>
+        </w:rPr>
+        <w:t>20</w:t>
+      </w:r>
+      <w:r>
+        <w:rPr>
+          <w:rFonts w:ascii="Calibri Light" w:hAnsi="Calibri Light" w:cs="Calibri Light"/>
+          <w:i/>
+          <w:iCs/>
+          <w:sz w:val="20"/>
+          <w:szCs w:val="20"/>
+          <w:lang w:eastAsia="ko-KR"/>
+        </w:rPr>
+        <w:t>26</w:t>
+      </w:r>
+      <w:r>
+        <w:rPr>
+          <w:rFonts w:ascii="Calibri Light" w:hAnsi="Calibri Light" w:cs="Calibri Light"/>
+          <w:i/>
+          <w:iCs/>
+          <w:sz w:val="20"/>
+          <w:szCs w:val="20"/>
+          <w:lang w:eastAsia="ko-KR"/>
+        </w:rPr>
+        <w:t>.</w:t>
+      </w:r>
+      <w:r>
+        <w:rPr>
+          <w:rFonts w:ascii="Calibri Light" w:hAnsi="Calibri Light" w:cs="Calibri Light"/>
+          <w:i/>
+          <w:iCs/>
+          <w:sz w:val="20"/>
+          <w:szCs w:val="20"/>
+          <w:lang w:eastAsia="ko-KR"/>
+        </w:rPr>
+        <w:t>03</w:t>
+      </w:r>
+      <w:r>
+        <w:rPr>
+          <w:rFonts w:ascii="Calibri Light" w:hAnsi="Calibri Light" w:cs="Calibri Light"/>
+          <w:i/>
+          <w:iCs/>
+          <w:sz w:val="20"/>
+          <w:szCs w:val="20"/>
+          <w:lang w:eastAsia="ko-KR"/>
+        </w:rPr>
+        <w:t xml:space="preserve"> ~ </w:t>
+      </w:r>
+      <w:r>
+        <w:rPr>
+          <w:rFonts w:ascii="Calibri Light" w:hAnsi="Calibri Light" w:cs="Calibri Light"/>
+          <w:i/>
+          <w:iCs/>
+          <w:sz w:val="20"/>
+          <w:szCs w:val="20"/>
+        </w:rPr>
+        <w:t>current</w:t>
+      </w:r>
+    </w:p>
+    <w:p>
+      <w:pPr>
+        <w:tabs>
+          <w:tab w:val="right" w:pos="8640"/>
+        </w:tabs>
+        <w:rPr>
+          <w:rFonts w:ascii="Calibri Light" w:hAnsi="Calibri Light" w:cs="Calibri Light"/>
+          <w:b/>
+          <w:bCs/>
+          <w:sz w:val="22"/>
+          <w:szCs w:val="22"/>
+        </w:rPr>
+      </w:pPr>
+    </w:p>
+    <w:p>
+      <w:pPr>
+        <w:tabs>
+          <w:tab w:val="right" w:pos="8640"/>
+        </w:tabs>
+        <w:rPr>
+          <w:rFonts w:ascii="Calibri Light" w:hAnsi="Calibri Light" w:cs="Calibri Light"/>
+          <w:b/>
+          <w:bCs/>
+          <w:sz w:val="22"/>
+          <w:szCs w:val="22"/>
+          <w:lang w:eastAsia="ko-KR"/>
+        </w:rPr>
+      </w:pPr>
+      <w:r>
+        <w:rPr>
+          <w:rFonts w:ascii="Calibri Light" w:hAnsi="Calibri Light" w:cs="Calibri Light"/>
+          <w:b/>
+          <w:bCs/>
+          <w:sz w:val="22"/>
+          <w:szCs w:val="22"/>
         </w:rPr>
         <w:t>Center for Campus Life and Culture</w:t>
       </w:r>
@@ -1813,6 +2048,8 @@
         <w:ind w:left="567" w:hanging="567"/>
         <w:rPr>
           <w:rFonts w:ascii="Calibri Light" w:hAnsi="Calibri Light" w:cs="Calibri Light"/>
+          <w:i/>
+          <w:iCs/>
           <w:sz w:val="22"/>
           <w:lang w:eastAsia="ko-KR"/>
         </w:rPr>
@@ -1852,6 +2089,180 @@
           <w:sz w:val="22"/>
           <w:lang w:eastAsia="ko-KR"/>
         </w:rPr>
+        <w:t>Song, J.</w:t>
+      </w:r>
+      <w:r>
+        <w:rPr>
+          <w:rFonts w:ascii="Calibri Light" w:hAnsi="Calibri Light" w:cs="Calibri Light"/>
+          <w:sz w:val="22"/>
+          <w:lang w:eastAsia="ko-KR"/>
+        </w:rPr>
+        <w:t xml:space="preserve"> </w:t>
+      </w:r>
+      <w:r>
+        <w:rPr>
+          <w:rFonts w:ascii="Calibri Light" w:hAnsi="Calibri Light" w:cs="Calibri Light"/>
+          <w:sz w:val="22"/>
+          <w:lang w:eastAsia="ko-KR"/>
+        </w:rPr>
+        <w:t>Y</w:t>
+      </w:r>
+      <w:r>
+        <w:rPr>
+          <w:rFonts w:ascii="Calibri Light" w:hAnsi="Calibri Light" w:cs="Calibri Light"/>
+          <w:sz w:val="22"/>
+          <w:lang w:eastAsia="ko-KR"/>
+        </w:rPr>
+        <w:t>.*, Hwang, J. Y., Seong, S.J., Park, K. J., Jo, Y. T., Kim, Y. J., Ahn, M. E., Lee, S.-K.</w:t>
+      </w:r>
+      <w:r>
+        <w:rPr>
+          <w:rFonts w:ascii="Calibri Light" w:hAnsi="Calibri Light" w:cs="Calibri Light"/>
+          <w:sz w:val="22"/>
+          <w:lang w:eastAsia="ko-KR"/>
+        </w:rPr>
+        <w:t xml:space="preserve"> </w:t>
+      </w:r>
+      <w:r>
+        <w:rPr>
+          <w:rFonts w:ascii="Calibri Light" w:hAnsi="Calibri Light" w:cs="Calibri Light"/>
+          <w:sz w:val="22"/>
+          <w:lang w:eastAsia="ko-KR"/>
+        </w:rPr>
+        <w:t>(</w:t>
+      </w:r>
+      <w:r>
+        <w:rPr>
+          <w:rFonts w:ascii="Calibri Light" w:hAnsi="Calibri Light" w:cs="Calibri Light"/>
+          <w:sz w:val="22"/>
+          <w:lang w:eastAsia="ko-KR"/>
+        </w:rPr>
+        <w:t>202</w:t>
+      </w:r>
+      <w:r>
+        <w:rPr>
+          <w:rFonts w:ascii="Calibri Light" w:hAnsi="Calibri Light" w:cs="Calibri Light"/>
+          <w:sz w:val="22"/>
+          <w:lang w:eastAsia="ko-KR"/>
+        </w:rPr>
+        <w:t>6</w:t>
+      </w:r>
+      <w:r>
+        <w:rPr>
+          <w:rFonts w:ascii="Calibri Light" w:hAnsi="Calibri Light" w:cs="Calibri Light"/>
+          <w:sz w:val="22"/>
+          <w:lang w:eastAsia="ko-KR"/>
+        </w:rPr>
+        <w:t xml:space="preserve">) </w:t>
+      </w:r>
+      <w:r>
+        <w:rPr>
+          <w:rFonts w:ascii="Calibri Light" w:hAnsi="Calibri Light" w:cs="Calibri Light"/>
+          <w:sz w:val="22"/>
+          <w:lang w:eastAsia="ko-KR"/>
+        </w:rPr>
+        <w:t>Personalizing ecological momentary intervention for substance use disorders through data-driven decision rules</w:t>
+      </w:r>
+      <w:r>
+        <w:rPr>
+          <w:rFonts w:ascii="Calibri Light" w:hAnsi="Calibri Light" w:cs="Calibri Light"/>
+          <w:sz w:val="22"/>
+          <w:lang w:eastAsia="ko-KR"/>
+        </w:rPr>
+        <w:t xml:space="preserve">, </w:t>
+      </w:r>
+      <w:r>
+        <w:rPr>
+          <w:rFonts w:ascii="Calibri Light" w:hAnsi="Calibri Light" w:cs="Calibri Light"/>
+          <w:i/>
+          <w:iCs/>
+          <w:sz w:val="22"/>
+          <w:lang w:eastAsia="ko-KR"/>
+        </w:rPr>
+        <w:t>Frontiers in Psychiatry</w:t>
+      </w:r>
+      <w:r>
+        <w:rPr>
+          <w:rFonts w:ascii="Calibri Light" w:hAnsi="Calibri Light" w:cs="Calibri Light"/>
+          <w:i/>
+          <w:iCs/>
+          <w:sz w:val="22"/>
+          <w:lang w:eastAsia="ko-KR"/>
+        </w:rPr>
+        <w:t>,</w:t>
+      </w:r>
+      <w:r>
+        <w:t xml:space="preserve"> </w:t>
+      </w:r>
+      <w:r>
+        <w:rPr>
+          <w:rFonts w:ascii="Calibri Light" w:hAnsi="Calibri Light" w:cs="Calibri Light"/>
+          <w:i/>
+          <w:iCs/>
+          <w:sz w:val="22"/>
+          <w:lang w:eastAsia="ko-KR"/>
+        </w:rPr>
+        <w:t>https://doi.org/10.3389/fpsyt.2026.1717544</w:t>
+      </w:r>
+      <w:r>
+        <w:rPr>
+          <w:rFonts w:ascii="Calibri Light" w:hAnsi="Calibri Light" w:cs="Calibri Light"/>
+          <w:i/>
+          <w:iCs/>
+          <w:sz w:val="22"/>
+          <w:lang w:eastAsia="ko-KR"/>
+        </w:rPr>
+        <w:t>.</w:t>
+      </w:r>
+    </w:p>
+    <w:p>
+      <w:pPr>
+        <w:tabs>
+          <w:tab w:val="right" w:pos="8640"/>
+        </w:tabs>
+        <w:spacing w:after="80"/>
+        <w:ind w:left="567" w:hanging="567"/>
+        <w:rPr>
+          <w:rFonts w:ascii="Calibri Light" w:hAnsi="Calibri Light" w:cs="Calibri Light"/>
+          <w:sz w:val="22"/>
+          <w:lang w:eastAsia="ko-KR"/>
+        </w:rPr>
+      </w:pPr>
+      <w:r>
+        <w:rPr>
+          <w:rFonts w:ascii="Calibri Light" w:hAnsi="Calibri Light" w:cs="Calibri Light"/>
+          <w:b/>
+          <w:bCs/>
+          <w:sz w:val="22"/>
+          <w:lang w:eastAsia="ko-KR"/>
+        </w:rPr>
+        <w:t>Kwon, M.</w:t>
+      </w:r>
+      <w:r>
+        <w:rPr>
+          <w:rFonts w:ascii="Calibri Light" w:hAnsi="Calibri Light" w:cs="Calibri Light"/>
+          <w:b/>
+          <w:bCs/>
+          <w:sz w:val="22"/>
+          <w:vertAlign w:val="superscript"/>
+          <w:lang w:eastAsia="ko-KR"/>
+        </w:rPr>
+        <w:t>*</w:t>
+      </w:r>
+      <w:r>
+        <w:rPr>
+          <w:rFonts w:ascii="Calibri Light" w:hAnsi="Calibri Light" w:cs="Calibri Light"/>
+          <w:sz w:val="22"/>
+          <w:lang w:eastAsia="ko-KR"/>
+        </w:rPr>
+        <w:t xml:space="preserve">, </w:t>
+      </w:r>
+      <w:r>
+        <w:rPr>
+          <w:rFonts w:ascii="Calibri Light" w:hAnsi="Calibri Light" w:cs="Calibri Light"/>
+          <w:sz w:val="22"/>
+          <w:lang w:eastAsia="ko-KR"/>
+        </w:rPr>
         <w:t>Choi, H</w:t>
       </w:r>
       <w:r>
@@ -1885,7 +2296,23 @@
           <w:sz w:val="22"/>
           <w:lang w:eastAsia="ko-KR"/>
         </w:rPr>
-        <w:t>ark, H., Ahn, W.</w:t>
+        <w:t>ark, H., Ahn, W</w:t>
+      </w:r>
+      <w:r>
+        <w:rPr>
+          <w:rFonts w:ascii="Calibri Light" w:hAnsi="Calibri Light" w:cs="Calibri Light"/>
+          <w:sz w:val="22"/>
+          <w:lang w:eastAsia="ko-KR"/>
+        </w:rPr>
+        <w:t>.-Y</w:t>
+      </w:r>
+      <w:r>
+        <w:rPr>
+          <w:rFonts w:ascii="Calibri Light" w:hAnsi="Calibri Light" w:cs="Calibri Light"/>
+          <w:sz w:val="22"/>
+          <w:lang w:eastAsia="ko-KR"/>
+        </w:rPr>
+        <w:t>.</w:t>
       </w:r>
       <w:r>
         <w:rPr>
@@ -2752,7 +3179,25 @@
           <w:sz w:val="22"/>
           <w:lang w:eastAsia="ko-KR"/>
         </w:rPr>
-        <w:t xml:space="preserve">., Lee, J.-H., Kim, H., Lee, E., Im, J.J., Doh, H., Yang, J., Pitt, M.A., Myung, J.I., Park, H., Joh, H., &amp; Ahn, W.-Y. (2023) Multi-modal prediction of successful smoking cessation: Insights from neural, computational, and ecological momentary assessments data, </w:t>
+        <w:t xml:space="preserve">., Lee, J.-H., Kim, H., Lee, E., </w:t>
+      </w:r>
+      <w:proofErr w:type="spellStart"/>
+      <w:r>
+        <w:rPr>
+          <w:rFonts w:ascii="Calibri Light" w:hAnsi="Calibri Light" w:cs="Calibri Light"/>
+          <w:sz w:val="22"/>
+          <w:lang w:eastAsia="ko-KR"/>
+        </w:rPr>
+        <w:t>Im</w:t>
+      </w:r>
+      <w:proofErr w:type="spellEnd"/>
+      <w:r>
+        <w:rPr>
+          <w:rFonts w:ascii="Calibri Light" w:hAnsi="Calibri Light" w:cs="Calibri Light"/>
+          <w:sz w:val="22"/>
+          <w:lang w:eastAsia="ko-KR"/>
+        </w:rPr>
+        <w:t xml:space="preserve">, J.J., Doh, H., Yang, J., Pitt, M.A., Myung, J.I., Park, H., Joh, H., &amp; Ahn, W.-Y. (2023) Multi-modal prediction of successful smoking cessation: Insights from neural, computational, and ecological momentary assessments data, </w:t>
       </w:r>
       <w:r>
         <w:rPr>
@@ -3081,6 +3526,7 @@
           <w:sz w:val="22"/>
           <w:lang w:eastAsia="ko-KR"/>
         </w:rPr>
+        <w:lastRenderedPageBreak/>
         <w:t>Kwon, M.</w:t>
       </w:r>
       <w:r>
@@ -3254,25 +3700,6 @@
           <w:lang w:eastAsia="ko-KR"/>
         </w:rPr>
         <w:t>.</w:t>
-      </w:r>
-    </w:p>
-    <w:p>
-      <w:pPr>
-        <w:rPr>
-          <w:lang w:eastAsia="ko-KR"/>
-        </w:rPr>
-      </w:pPr>
-      <w:r>
-        <w:rPr>
-          <w:lang w:eastAsia="ko-KR"/>
-        </w:rPr>
-        <w:br/>
-      </w:r>
-      <w:r>
-        <w:rPr>
-          <w:lang w:eastAsia="ko-KR"/>
-        </w:rPr>
-        <w:br/>
       </w:r>
       <w:r>
         <w:rPr>
@@ -3298,7 +3725,6 @@
           <w:szCs w:val="26"/>
           <w:lang w:eastAsia="ko-KR"/>
         </w:rPr>
-        <w:lastRenderedPageBreak/>
         <w:t xml:space="preserve">Poster Presentation </w:t>
       </w:r>
     </w:p>
@@ -3377,13 +3803,23 @@
         </w:rPr>
         <w:t xml:space="preserve">) </w:t>
       </w:r>
-      <w:r>
-        <w:rPr>
-          <w:rFonts w:ascii="Calibri Light" w:hAnsi="Calibri Light" w:cs="Calibri Light"/>
-          <w:sz w:val="22"/>
-          <w:lang w:eastAsia="ko-KR"/>
-        </w:rPr>
-        <w:t>Neuroforecasting exceeds self-reports in predicting cosmetic sales: an fMRI study</w:t>
+      <w:proofErr w:type="spellStart"/>
+      <w:r>
+        <w:rPr>
+          <w:rFonts w:ascii="Calibri Light" w:hAnsi="Calibri Light" w:cs="Calibri Light"/>
+          <w:sz w:val="22"/>
+          <w:lang w:eastAsia="ko-KR"/>
+        </w:rPr>
+        <w:t>Neuroforecasting</w:t>
+      </w:r>
+      <w:proofErr w:type="spellEnd"/>
+      <w:r>
+        <w:rPr>
+          <w:rFonts w:ascii="Calibri Light" w:hAnsi="Calibri Light" w:cs="Calibri Light"/>
+          <w:sz w:val="22"/>
+          <w:lang w:eastAsia="ko-KR"/>
+        </w:rPr>
+        <w:t xml:space="preserve"> exceeds self-reports in predicting cosmetic sales: an fMRI study</w:t>
       </w:r>
       <w:r>
         <w:rPr>
@@ -4320,7 +4756,18 @@
           <w:sz w:val="20"/>
           <w:szCs w:val="20"/>
         </w:rPr>
-        <w:t xml:space="preserve">Data collection and statistical analysis for functional MRI  </w:t>
+        <w:t xml:space="preserve">Data collection and statistical analysis for functional </w:t>
+      </w:r>
+      <w:proofErr w:type="gramStart"/>
+      <w:r>
+        <w:rPr>
+          <w:rFonts w:ascii="Calibri Light" w:hAnsi="Calibri Light" w:cs="Calibri Light"/>
+          <w:i/>
+          <w:iCs/>
+          <w:sz w:val="20"/>
+          <w:szCs w:val="20"/>
+        </w:rPr>
+        <w:t xml:space="preserve">MRI  </w:t>
       </w:r>
       <w:r>
         <w:rPr>
@@ -4332,6 +4779,7 @@
         </w:rPr>
         <w:tab/>
       </w:r>
+      <w:proofErr w:type="gramEnd"/>
       <w:r>
         <w:rPr>
           <w:rFonts w:ascii="Calibri Light" w:hAnsi="Calibri Light" w:cs="Calibri Light"/>
@@ -4514,7 +4962,29 @@
           <w:sz w:val="20"/>
           <w:szCs w:val="20"/>
         </w:rPr>
-        <w:t>Reinforcement Learning using the hBayesDM Package</w:t>
+        <w:t xml:space="preserve">Reinforcement Learning using the </w:t>
+      </w:r>
+      <w:proofErr w:type="spellStart"/>
+      <w:r>
+        <w:rPr>
+          <w:rFonts w:ascii="Calibri Light" w:hAnsi="Calibri Light" w:cs="Calibri Light"/>
+          <w:i/>
+          <w:iCs/>
+          <w:sz w:val="20"/>
+          <w:szCs w:val="20"/>
+        </w:rPr>
+        <w:t>hBayesDM</w:t>
+      </w:r>
+      <w:proofErr w:type="spellEnd"/>
+      <w:r>
+        <w:rPr>
+          <w:rFonts w:ascii="Calibri Light" w:hAnsi="Calibri Light" w:cs="Calibri Light"/>
+          <w:i/>
+          <w:iCs/>
+          <w:sz w:val="20"/>
+          <w:szCs w:val="20"/>
+        </w:rPr>
+        <w:t xml:space="preserve"> Package</w:t>
       </w:r>
       <w:r>
         <w:rPr>
@@ -4761,6 +5231,7 @@
           <w:szCs w:val="20"/>
           <w:lang w:eastAsia="ko-KR"/>
         </w:rPr>
+        <w:lastRenderedPageBreak/>
         <w:t xml:space="preserve">Teaching Assistant </w:t>
       </w:r>
       <w:r>
@@ -4998,7 +5469,6 @@
           <w:sz w:val="20"/>
           <w:szCs w:val="20"/>
         </w:rPr>
-        <w:lastRenderedPageBreak/>
         <w:t>Introduction to Psychology</w:t>
       </w:r>
       <w:r>
@@ -6211,6 +6681,16 @@
     </w:p>
     <w:p>
       <w:pPr>
+        <w:spacing w:line="360" w:lineRule="auto"/>
+        <w:rPr>
+          <w:rFonts w:ascii="Calibri Light" w:hAnsi="Calibri Light" w:cs="Calibri Light"/>
+          <w:sz w:val="22"/>
+          <w:szCs w:val="22"/>
+        </w:rPr>
+      </w:pPr>
+    </w:p>
+    <w:p>
+      <w:pPr>
         <w:pStyle w:val="Heading1"/>
         <w:rPr>
           <w:rFonts w:ascii="Lato Black" w:hAnsi="Lato Black" w:cstheme="minorHAnsi"/>
@@ -6224,6 +6704,7 @@
           <w:sz w:val="26"/>
           <w:szCs w:val="26"/>
         </w:rPr>
+        <w:lastRenderedPageBreak/>
         <w:t>References</w:t>
       </w:r>
     </w:p>
@@ -6356,7 +6837,6 @@
           <w:sz w:val="20"/>
           <w:szCs w:val="20"/>
         </w:rPr>
-        <w:lastRenderedPageBreak/>
         <w:t xml:space="preserve">Department of Psychology, </w:t>
       </w:r>
       <w:r>
@@ -6462,17 +6942,37 @@
           <w:sz w:val="20"/>
           <w:szCs w:val="20"/>
         </w:rPr>
-        <w:t>5.</w:t>
-      </w:r>
-      <w:r>
-        <w:rPr>
-          <w:rFonts w:ascii="Calibri Light" w:hAnsi="Calibri Light" w:cs="Calibri Light"/>
-          <w:i/>
-          <w:iCs/>
-          <w:sz w:val="20"/>
-          <w:szCs w:val="20"/>
-        </w:rPr>
-        <w:t>03</w:t>
+        <w:t>6</w:t>
+      </w:r>
+      <w:r>
+        <w:rPr>
+          <w:rFonts w:ascii="Calibri Light" w:hAnsi="Calibri Light" w:cs="Calibri Light"/>
+          <w:i/>
+          <w:iCs/>
+          <w:sz w:val="20"/>
+          <w:szCs w:val="20"/>
+        </w:rPr>
+        <w:t>.</w:t>
+      </w:r>
+      <w:r>
+        <w:rPr>
+          <w:rFonts w:ascii="Calibri Light" w:hAnsi="Calibri Light" w:cs="Calibri Light"/>
+          <w:i/>
+          <w:iCs/>
+          <w:sz w:val="20"/>
+          <w:szCs w:val="20"/>
+        </w:rPr>
+        <w:t>0</w:t>
+      </w:r>
+      <w:r>
+        <w:rPr>
+          <w:rFonts w:ascii="Calibri Light" w:hAnsi="Calibri Light" w:cs="Calibri Light"/>
+          <w:i/>
+          <w:iCs/>
+          <w:sz w:val="20"/>
+          <w:szCs w:val="20"/>
+        </w:rPr>
+        <w:t>8</w:t>
       </w:r>
       <w:r>
         <w:rPr>
@@ -6527,7 +7027,7 @@
 </file>
 
 <file path=word/endnotes.xml><?xml version="1.0" encoding="utf-8"?>
-<w:endnotes xmlns:wpc="http://schemas.microsoft.com/office/word/2010/wordprocessingCanvas" xmlns:cx="http://schemas.microsoft.com/office/drawing/2014/chartex" xmlns:cx1="http://schemas.microsoft.com/office/drawing/2015/9/8/chartex" xmlns:cx2="http://schemas.microsoft.com/office/drawing/2015/10/21/chartex" xmlns:cx3="http://schemas.microsoft.com/office/drawing/2016/5/9/chartex" xmlns:cx4="http://schemas.microsoft.com/office/drawing/2016/5/10/chartex" xmlns:cx5="http://schemas.microsoft.com/office/drawing/2016/5/11/chartex" xmlns:cx6="http://schemas.microsoft.com/office/drawing/2016/5/12/chartex" xmlns:cx7="http://schemas.microsoft.com/office/drawing/2016/5/13/chartex" xmlns:cx8="http://schemas.microsoft.com/office/drawing/2016/5/14/chartex" xmlns:mc="http://schemas.openxmlformats.org/markup-compatibility/2006" xmlns:aink="http://schemas.microsoft.com/office/drawing/2016/ink" xmlns:am3d="http://schemas.microsoft.com/office/drawing/2017/model3d" xmlns:o="urn:schemas-microsoft-com:office:office" xmlns:oel="http://schemas.microsoft.com/office/2019/extlst" xmlns:r="http://schemas.openxmlformats.org/officeDocument/2006/relationships" xmlns:m="http://schemas.openxmlformats.org/officeDocument/2006/math" xmlns:v="urn:schemas-microsoft-com:vml" xmlns:wp14="http://schemas.microsoft.com/office/word/2010/wordprocessingDrawing" xmlns:wp="http://schemas.openxmlformats.org/drawingml/2006/wordprocessingDrawing" xmlns:w10="urn:schemas-microsoft-com:office:word" xmlns:w="http://schemas.openxmlformats.org/wordprocessingml/2006/main" xmlns:w14="http://schemas.microsoft.com/office/word/2010/wordml" xmlns:w15="http://schemas.microsoft.com/office/word/2012/wordml" xmlns:w16cex="http://schemas.microsoft.com/office/word/2018/wordml/cex" xmlns:w16cid="http://schemas.microsoft.com/office/word/2016/wordml/cid" xmlns:w16="http://schemas.microsoft.com/office/word/2018/wordml" xmlns:w16du="http://schemas.microsoft.com/office/word/2023/wordml/word16du" xmlns:w16sdtdh="http://schemas.microsoft.com/office/word/2020/wordml/sdtdatahash" xmlns:w16sdtfl="http://schemas.microsoft.com/office/word/2024/wordml/sdtformatlock" xmlns:w16se="http://schemas.microsoft.com/office/word/2015/wordml/symex" xmlns:wpg="http://schemas.microsoft.com/office/word/2010/wordprocessingGroup" xmlns:wpi="http://schemas.microsoft.com/office/word/2010/wordprocessingInk" xmlns:wne="http://schemas.microsoft.com/office/word/2006/wordml" xmlns:wps="http://schemas.microsoft.com/office/word/2010/wordprocessingShape" mc:Ignorable="w14 w15 w16se w16cid w16 w16cex w16sdtdh w16sdtfl w16du wp14">
+<w:endnotes xmlns:wpc="http://schemas.microsoft.com/office/word/2010/wordprocessingCanvas" xmlns:cx="http://schemas.microsoft.com/office/drawing/2014/chartex" xmlns:cx1="http://schemas.microsoft.com/office/drawing/2015/9/8/chartex" xmlns:cx2="http://schemas.microsoft.com/office/drawing/2015/10/21/chartex" xmlns:cx3="http://schemas.microsoft.com/office/drawing/2016/5/9/chartex" xmlns:cx4="http://schemas.microsoft.com/office/drawing/2016/5/10/chartex" xmlns:cx5="http://schemas.microsoft.com/office/drawing/2016/5/11/chartex" xmlns:cx6="http://schemas.microsoft.com/office/drawing/2016/5/12/chartex" xmlns:cx7="http://schemas.microsoft.com/office/drawing/2016/5/13/chartex" xmlns:cx8="http://schemas.microsoft.com/office/drawing/2016/5/14/chartex" xmlns:mc="http://schemas.openxmlformats.org/markup-compatibility/2006" xmlns:m="http://schemas.openxmlformats.org/officeDocument/2006/math" xmlns:aink="http://schemas.microsoft.com/office/drawing/2016/ink" xmlns:am3d="http://schemas.microsoft.com/office/drawing/2017/model3d" xmlns:oel="http://schemas.microsoft.com/office/2019/extlst" xmlns:r="http://schemas.openxmlformats.org/officeDocument/2006/relationships" xmlns:wp14="http://schemas.microsoft.com/office/word/2010/wordprocessingDrawing" xmlns:wp="http://schemas.openxmlformats.org/drawingml/2006/wordprocessingDrawing" xmlns:wpg="http://schemas.microsoft.com/office/word/2010/wordprocessingGroup" xmlns:wpi="http://schemas.microsoft.com/office/word/2010/wordprocessingInk" xmlns:wps="http://schemas.microsoft.com/office/word/2010/wordprocessingShape" xmlns:o="urn:schemas-microsoft-com:office:office" xmlns:v="urn:schemas-microsoft-com:vml" xmlns:w10="urn:schemas-microsoft-com:office:word" xmlns:w="http://schemas.openxmlformats.org/wordprocessingml/2006/main" xmlns:w14="http://schemas.microsoft.com/office/word/2010/wordml" xmlns:w15="http://schemas.microsoft.com/office/word/2012/wordml" xmlns:w16cei="http://schemas.microsoft.com/office/word/2026/wordml/cei" xmlns:w16cex="http://schemas.microsoft.com/office/word/2018/wordml/cex" xmlns:w16cid="http://schemas.microsoft.com/office/word/2016/wordml/cid" xmlns:w16="http://schemas.microsoft.com/office/word/2018/wordml" xmlns:w16sdtdh="http://schemas.microsoft.com/office/word/2020/wordml/sdtdatahash" xmlns:w16sdtfl="http://schemas.microsoft.com/office/word/2024/wordml/sdtformatlock" xmlns:w16se="http://schemas.microsoft.com/office/word/2015/wordml/symex" xmlns:w16du="http://schemas.microsoft.com/office/word/2023/wordml/word16du" xmlns:wne="http://schemas.microsoft.com/office/word/2006/wordml" mc:Ignorable="w14 w15 w16se w16cid w16 w16cex w16sdtdh w16sdtfl w16du wp14">
   <w:endnote w:type="separator" w:id="-1">
     <w:p>
       <w:r>
@@ -6546,7 +7046,7 @@
 </file>
 
 <file path=word/footer1.xml><?xml version="1.0" encoding="utf-8"?>
-<w:ftr xmlns:wpc="http://schemas.microsoft.com/office/word/2010/wordprocessingCanvas" xmlns:cx="http://schemas.microsoft.com/office/drawing/2014/chartex" xmlns:cx1="http://schemas.microsoft.com/office/drawing/2015/9/8/chartex" xmlns:cx2="http://schemas.microsoft.com/office/drawing/2015/10/21/chartex" xmlns:cx3="http://schemas.microsoft.com/office/drawing/2016/5/9/chartex" xmlns:cx4="http://schemas.microsoft.com/office/drawing/2016/5/10/chartex" xmlns:cx5="http://schemas.microsoft.com/office/drawing/2016/5/11/chartex" xmlns:cx6="http://schemas.microsoft.com/office/drawing/2016/5/12/chartex" xmlns:cx7="http://schemas.microsoft.com/office/drawing/2016/5/13/chartex" xmlns:cx8="http://schemas.microsoft.com/office/drawing/2016/5/14/chartex" xmlns:mc="http://schemas.openxmlformats.org/markup-compatibility/2006" xmlns:aink="http://schemas.microsoft.com/office/drawing/2016/ink" xmlns:am3d="http://schemas.microsoft.com/office/drawing/2017/model3d" xmlns:o="urn:schemas-microsoft-com:office:office" xmlns:oel="http://schemas.microsoft.com/office/2019/extlst" xmlns:r="http://schemas.openxmlformats.org/officeDocument/2006/relationships" xmlns:m="http://schemas.openxmlformats.org/officeDocument/2006/math" xmlns:v="urn:schemas-microsoft-com:vml" xmlns:wp14="http://schemas.microsoft.com/office/word/2010/wordprocessingDrawing" xmlns:wp="http://schemas.openxmlformats.org/drawingml/2006/wordprocessingDrawing" xmlns:w10="urn:schemas-microsoft-com:office:word" xmlns:w="http://schemas.openxmlformats.org/wordprocessingml/2006/main" xmlns:w14="http://schemas.microsoft.com/office/word/2010/wordml" xmlns:w15="http://schemas.microsoft.com/office/word/2012/wordml" xmlns:w16cex="http://schemas.microsoft.com/office/word/2018/wordml/cex" xmlns:w16cid="http://schemas.microsoft.com/office/word/2016/wordml/cid" xmlns:w16="http://schemas.microsoft.com/office/word/2018/wordml" xmlns:w16du="http://schemas.microsoft.com/office/word/2023/wordml/word16du" xmlns:w16sdtdh="http://schemas.microsoft.com/office/word/2020/wordml/sdtdatahash" xmlns:w16sdtfl="http://schemas.microsoft.com/office/word/2024/wordml/sdtformatlock" xmlns:w16se="http://schemas.microsoft.com/office/word/2015/wordml/symex" xmlns:wpg="http://schemas.microsoft.com/office/word/2010/wordprocessingGroup" xmlns:wpi="http://schemas.microsoft.com/office/word/2010/wordprocessingInk" xmlns:wne="http://schemas.microsoft.com/office/word/2006/wordml" xmlns:wps="http://schemas.microsoft.com/office/word/2010/wordprocessingShape" mc:Ignorable="w14 w15 w16se w16cid w16 w16cex w16sdtdh w16sdtfl w16du wp14">
+<w:ftr xmlns:wpc="http://schemas.microsoft.com/office/word/2010/wordprocessingCanvas" xmlns:cx="http://schemas.microsoft.com/office/drawing/2014/chartex" xmlns:cx1="http://schemas.microsoft.com/office/drawing/2015/9/8/chartex" xmlns:cx2="http://schemas.microsoft.com/office/drawing/2015/10/21/chartex" xmlns:cx3="http://schemas.microsoft.com/office/drawing/2016/5/9/chartex" xmlns:cx4="http://schemas.microsoft.com/office/drawing/2016/5/10/chartex" xmlns:cx5="http://schemas.microsoft.com/office/drawing/2016/5/11/chartex" xmlns:cx6="http://schemas.microsoft.com/office/drawing/2016/5/12/chartex" xmlns:cx7="http://schemas.microsoft.com/office/drawing/2016/5/13/chartex" xmlns:cx8="http://schemas.microsoft.com/office/drawing/2016/5/14/chartex" xmlns:mc="http://schemas.openxmlformats.org/markup-compatibility/2006" xmlns:m="http://schemas.openxmlformats.org/officeDocument/2006/math" xmlns:aink="http://schemas.microsoft.com/office/drawing/2016/ink" xmlns:am3d="http://schemas.microsoft.com/office/drawing/2017/model3d" xmlns:oel="http://schemas.microsoft.com/office/2019/extlst" xmlns:r="http://schemas.openxmlformats.org/officeDocument/2006/relationships" xmlns:wp14="http://schemas.microsoft.com/office/word/2010/wordprocessingDrawing" xmlns:wp="http://schemas.openxmlformats.org/drawingml/2006/wordprocessingDrawing" xmlns:wpg="http://schemas.microsoft.com/office/word/2010/wordprocessingGroup" xmlns:wpi="http://schemas.microsoft.com/office/word/2010/wordprocessingInk" xmlns:wps="http://schemas.microsoft.com/office/word/2010/wordprocessingShape" xmlns:o="urn:schemas-microsoft-com:office:office" xmlns:v="urn:schemas-microsoft-com:vml" xmlns:w10="urn:schemas-microsoft-com:office:word" xmlns:w="http://schemas.openxmlformats.org/wordprocessingml/2006/main" xmlns:w14="http://schemas.microsoft.com/office/word/2010/wordml" xmlns:w15="http://schemas.microsoft.com/office/word/2012/wordml" xmlns:w16cei="http://schemas.microsoft.com/office/word/2026/wordml/cei" xmlns:w16cex="http://schemas.microsoft.com/office/word/2018/wordml/cex" xmlns:w16cid="http://schemas.microsoft.com/office/word/2016/wordml/cid" xmlns:w16="http://schemas.microsoft.com/office/word/2018/wordml" xmlns:w16sdtdh="http://schemas.microsoft.com/office/word/2020/wordml/sdtdatahash" xmlns:w16sdtfl="http://schemas.microsoft.com/office/word/2024/wordml/sdtformatlock" xmlns:w16se="http://schemas.microsoft.com/office/word/2015/wordml/symex" xmlns:w16du="http://schemas.microsoft.com/office/word/2023/wordml/word16du" xmlns:wne="http://schemas.microsoft.com/office/word/2006/wordml" mc:Ignorable="w14 w15 w16se w16cid w16 w16cex w16sdtdh w16sdtfl w16du wp14">
   <w:p>
     <w:pPr>
       <w:pStyle w:val="Footer"/>
@@ -6597,7 +7097,7 @@
 </file>
 
 <file path=word/footnotes.xml><?xml version="1.0" encoding="utf-8"?>
-<w:footnotes xmlns:wpc="http://schemas.microsoft.com/office/word/2010/wordprocessingCanvas" xmlns:cx="http://schemas.microsoft.com/office/drawing/2014/chartex" xmlns:cx1="http://schemas.microsoft.com/office/drawing/2015/9/8/chartex" xmlns:cx2="http://schemas.microsoft.com/office/drawing/2015/10/21/chartex" xmlns:cx3="http://schemas.microsoft.com/office/drawing/2016/5/9/chartex" xmlns:cx4="http://schemas.microsoft.com/office/drawing/2016/5/10/chartex" xmlns:cx5="http://schemas.microsoft.com/office/drawing/2016/5/11/chartex" xmlns:cx6="http://schemas.microsoft.com/office/drawing/2016/5/12/chartex" xmlns:cx7="http://schemas.microsoft.com/office/drawing/2016/5/13/chartex" xmlns:cx8="http://schemas.microsoft.com/office/drawing/2016/5/14/chartex" xmlns:mc="http://schemas.openxmlformats.org/markup-compatibility/2006" xmlns:aink="http://schemas.microsoft.com/office/drawing/2016/ink" xmlns:am3d="http://schemas.microsoft.com/office/drawing/2017/model3d" xmlns:o="urn:schemas-microsoft-com:office:office" xmlns:oel="http://schemas.microsoft.com/office/2019/extlst" xmlns:r="http://schemas.openxmlformats.org/officeDocument/2006/relationships" xmlns:m="http://schemas.openxmlformats.org/officeDocument/2006/math" xmlns:v="urn:schemas-microsoft-com:vml" xmlns:wp14="http://schemas.microsoft.com/office/word/2010/wordprocessingDrawing" xmlns:wp="http://schemas.openxmlformats.org/drawingml/2006/wordprocessingDrawing" xmlns:w10="urn:schemas-microsoft-com:office:word" xmlns:w="http://schemas.openxmlformats.org/wordprocessingml/2006/main" xmlns:w14="http://schemas.microsoft.com/office/word/2010/wordml" xmlns:w15="http://schemas.microsoft.com/office/word/2012/wordml" xmlns:w16cex="http://schemas.microsoft.com/office/word/2018/wordml/cex" xmlns:w16cid="http://schemas.microsoft.com/office/word/2016/wordml/cid" xmlns:w16="http://schemas.microsoft.com/office/word/2018/wordml" xmlns:w16du="http://schemas.microsoft.com/office/word/2023/wordml/word16du" xmlns:w16sdtdh="http://schemas.microsoft.com/office/word/2020/wordml/sdtdatahash" xmlns:w16sdtfl="http://schemas.microsoft.com/office/word/2024/wordml/sdtformatlock" xmlns:w16se="http://schemas.microsoft.com/office/word/2015/wordml/symex" xmlns:wpg="http://schemas.microsoft.com/office/word/2010/wordprocessingGroup" xmlns:wpi="http://schemas.microsoft.com/office/word/2010/wordprocessingInk" xmlns:wne="http://schemas.microsoft.com/office/word/2006/wordml" xmlns:wps="http://schemas.microsoft.com/office/word/2010/wordprocessingShape" mc:Ignorable="w14 w15 w16se w16cid w16 w16cex w16sdtdh w16sdtfl w16du wp14">
+<w:footnotes xmlns:wpc="http://schemas.microsoft.com/office/word/2010/wordprocessingCanvas" xmlns:cx="http://schemas.microsoft.com/office/drawing/2014/chartex" xmlns:cx1="http://schemas.microsoft.com/office/drawing/2015/9/8/chartex" xmlns:cx2="http://schemas.microsoft.com/office/drawing/2015/10/21/chartex" xmlns:cx3="http://schemas.microsoft.com/office/drawing/2016/5/9/chartex" xmlns:cx4="http://schemas.microsoft.com/office/drawing/2016/5/10/chartex" xmlns:cx5="http://schemas.microsoft.com/office/drawing/2016/5/11/chartex" xmlns:cx6="http://schemas.microsoft.com/office/drawing/2016/5/12/chartex" xmlns:cx7="http://schemas.microsoft.com/office/drawing/2016/5/13/chartex" xmlns:cx8="http://schemas.microsoft.com/office/drawing/2016/5/14/chartex" xmlns:mc="http://schemas.openxmlformats.org/markup-compatibility/2006" xmlns:m="http://schemas.openxmlformats.org/officeDocument/2006/math" xmlns:aink="http://schemas.microsoft.com/office/drawing/2016/ink" xmlns:am3d="http://schemas.microsoft.com/office/drawing/2017/model3d" xmlns:oel="http://schemas.microsoft.com/office/2019/extlst" xmlns:r="http://schemas.openxmlformats.org/officeDocument/2006/relationships" xmlns:wp14="http://schemas.microsoft.com/office/word/2010/wordprocessingDrawing" xmlns:wp="http://schemas.openxmlformats.org/drawingml/2006/wordprocessingDrawing" xmlns:wpg="http://schemas.microsoft.com/office/word/2010/wordprocessingGroup" xmlns:wpi="http://schemas.microsoft.com/office/word/2010/wordprocessingInk" xmlns:wps="http://schemas.microsoft.com/office/word/2010/wordprocessingShape" xmlns:o="urn:schemas-microsoft-com:office:office" xmlns:v="urn:schemas-microsoft-com:vml" xmlns:w10="urn:schemas-microsoft-com:office:word" xmlns:w="http://schemas.openxmlformats.org/wordprocessingml/2006/main" xmlns:w14="http://schemas.microsoft.com/office/word/2010/wordml" xmlns:w15="http://schemas.microsoft.com/office/word/2012/wordml" xmlns:w16cei="http://schemas.microsoft.com/office/word/2026/wordml/cei" xmlns:w16cex="http://schemas.microsoft.com/office/word/2018/wordml/cex" xmlns:w16cid="http://schemas.microsoft.com/office/word/2016/wordml/cid" xmlns:w16="http://schemas.microsoft.com/office/word/2018/wordml" xmlns:w16sdtdh="http://schemas.microsoft.com/office/word/2020/wordml/sdtdatahash" xmlns:w16sdtfl="http://schemas.microsoft.com/office/word/2024/wordml/sdtformatlock" xmlns:w16se="http://schemas.microsoft.com/office/word/2015/wordml/symex" xmlns:w16du="http://schemas.microsoft.com/office/word/2023/wordml/word16du" xmlns:wne="http://schemas.microsoft.com/office/word/2006/wordml" mc:Ignorable="w14 w15 w16se w16cid w16 w16cex w16sdtdh w16sdtfl w16du wp14">
   <w:footnote w:type="separator" w:id="-1">
     <w:p>
       <w:r>
@@ -6616,7 +7116,7 @@
 </file>
 
 <file path=word/numbering.xml><?xml version="1.0" encoding="utf-8"?>
-<w:numbering xmlns:wpc="http://schemas.microsoft.com/office/word/2010/wordprocessingCanvas" xmlns:cx="http://schemas.microsoft.com/office/drawing/2014/chartex" xmlns:cx1="http://schemas.microsoft.com/office/drawing/2015/9/8/chartex" xmlns:cx2="http://schemas.microsoft.com/office/drawing/2015/10/21/chartex" xmlns:cx3="http://schemas.microsoft.com/office/drawing/2016/5/9/chartex" xmlns:cx4="http://schemas.microsoft.com/office/drawing/2016/5/10/chartex" xmlns:cx5="http://schemas.microsoft.com/office/drawing/2016/5/11/chartex" xmlns:cx6="http://schemas.microsoft.com/office/drawing/2016/5/12/chartex" xmlns:cx7="http://schemas.microsoft.com/office/drawing/2016/5/13/chartex" xmlns:cx8="http://schemas.microsoft.com/office/drawing/2016/5/14/chartex" xmlns:mc="http://schemas.openxmlformats.org/markup-compatibility/2006" xmlns:aink="http://schemas.microsoft.com/office/drawing/2016/ink" xmlns:am3d="http://schemas.microsoft.com/office/drawing/2017/model3d" xmlns:o="urn:schemas-microsoft-com:office:office" xmlns:oel="http://schemas.microsoft.com/office/2019/extlst" xmlns:r="http://schemas.openxmlformats.org/officeDocument/2006/relationships" xmlns:m="http://schemas.openxmlformats.org/officeDocument/2006/math" xmlns:v="urn:schemas-microsoft-com:vml" xmlns:wp14="http://schemas.microsoft.com/office/word/2010/wordprocessingDrawing" xmlns:wp="http://schemas.openxmlformats.org/drawingml/2006/wordprocessingDrawing" xmlns:w10="urn:schemas-microsoft-com:office:word" xmlns:w="http://schemas.openxmlformats.org/wordprocessingml/2006/main" xmlns:w14="http://schemas.microsoft.com/office/word/2010/wordml" xmlns:w15="http://schemas.microsoft.com/office/word/2012/wordml" xmlns:w16cex="http://schemas.microsoft.com/office/word/2018/wordml/cex" xmlns:w16cid="http://schemas.microsoft.com/office/word/2016/wordml/cid" xmlns:w16="http://schemas.microsoft.com/office/word/2018/wordml" xmlns:w16du="http://schemas.microsoft.com/office/word/2023/wordml/word16du" xmlns:w16sdtdh="http://schemas.microsoft.com/office/word/2020/wordml/sdtdatahash" xmlns:w16sdtfl="http://schemas.microsoft.com/office/word/2024/wordml/sdtformatlock" xmlns:w16se="http://schemas.microsoft.com/office/word/2015/wordml/symex" xmlns:wpg="http://schemas.microsoft.com/office/word/2010/wordprocessingGroup" xmlns:wpi="http://schemas.microsoft.com/office/word/2010/wordprocessingInk" xmlns:wne="http://schemas.microsoft.com/office/word/2006/wordml" xmlns:wps="http://schemas.microsoft.com/office/word/2010/wordprocessingShape" mc:Ignorable="w14 w15 w16se w16cid w16 w16cex w16sdtdh w16sdtfl w16du wp14">
+<w:numbering xmlns:wpc="http://schemas.microsoft.com/office/word/2010/wordprocessingCanvas" xmlns:cx="http://schemas.microsoft.com/office/drawing/2014/chartex" xmlns:cx1="http://schemas.microsoft.com/office/drawing/2015/9/8/chartex" xmlns:cx2="http://schemas.microsoft.com/office/drawing/2015/10/21/chartex" xmlns:cx3="http://schemas.microsoft.com/office/drawing/2016/5/9/chartex" xmlns:cx4="http://schemas.microsoft.com/office/drawing/2016/5/10/chartex" xmlns:cx5="http://schemas.microsoft.com/office/drawing/2016/5/11/chartex" xmlns:cx6="http://schemas.microsoft.com/office/drawing/2016/5/12/chartex" xmlns:cx7="http://schemas.microsoft.com/office/drawing/2016/5/13/chartex" xmlns:cx8="http://schemas.microsoft.com/office/drawing/2016/5/14/chartex" xmlns:mc="http://schemas.openxmlformats.org/markup-compatibility/2006" xmlns:m="http://schemas.openxmlformats.org/officeDocument/2006/math" xmlns:aink="http://schemas.microsoft.com/office/drawing/2016/ink" xmlns:am3d="http://schemas.microsoft.com/office/drawing/2017/model3d" xmlns:oel="http://schemas.microsoft.com/office/2019/extlst" xmlns:r="http://schemas.openxmlformats.org/officeDocument/2006/relationships" xmlns:wp14="http://schemas.microsoft.com/office/word/2010/wordprocessingDrawing" xmlns:wp="http://schemas.openxmlformats.org/drawingml/2006/wordprocessingDrawing" xmlns:wpg="http://schemas.microsoft.com/office/word/2010/wordprocessingGroup" xmlns:wpi="http://schemas.microsoft.com/office/word/2010/wordprocessingInk" xmlns:wps="http://schemas.microsoft.com/office/word/2010/wordprocessingShape" xmlns:o="urn:schemas-microsoft-com:office:office" xmlns:v="urn:schemas-microsoft-com:vml" xmlns:w10="urn:schemas-microsoft-com:office:word" xmlns:w="http://schemas.openxmlformats.org/wordprocessingml/2006/main" xmlns:w14="http://schemas.microsoft.com/office/word/2010/wordml" xmlns:w15="http://schemas.microsoft.com/office/word/2012/wordml" xmlns:w16cei="http://schemas.microsoft.com/office/word/2026/wordml/cei" xmlns:w16cex="http://schemas.microsoft.com/office/word/2018/wordml/cex" xmlns:w16cid="http://schemas.microsoft.com/office/word/2016/wordml/cid" xmlns:w16="http://schemas.microsoft.com/office/word/2018/wordml" xmlns:w16sdtdh="http://schemas.microsoft.com/office/word/2020/wordml/sdtdatahash" xmlns:w16sdtfl="http://schemas.microsoft.com/office/word/2024/wordml/sdtformatlock" xmlns:w16se="http://schemas.microsoft.com/office/word/2015/wordml/symex" xmlns:w16du="http://schemas.microsoft.com/office/word/2023/wordml/word16du" xmlns:wne="http://schemas.microsoft.com/office/word/2006/wordml" mc:Ignorable="w14 w15 w16se w16cid w16 w16cex w16sdtdh w16sdtfl w16du wp14">
   <w:abstractNum w:abstractNumId="0" w15:restartNumberingAfterBreak="0">
     <w:nsid w:val="040858FE"/>
     <w:multiLevelType w:val="hybridMultilevel"/>
@@ -7853,7 +8353,7 @@
 </file>
 
 <file path=word/styles.xml><?xml version="1.0" encoding="utf-8"?>
-<w:styles xmlns:mc="http://schemas.openxmlformats.org/markup-compatibility/2006" xmlns:r="http://schemas.openxmlformats.org/officeDocument/2006/relationships" xmlns:w="http://schemas.openxmlformats.org/wordprocessingml/2006/main" xmlns:w14="http://schemas.microsoft.com/office/word/2010/wordml" xmlns:w15="http://schemas.microsoft.com/office/word/2012/wordml" xmlns:w16cex="http://schemas.microsoft.com/office/word/2018/wordml/cex" xmlns:w16cid="http://schemas.microsoft.com/office/word/2016/wordml/cid" xmlns:w16="http://schemas.microsoft.com/office/word/2018/wordml" xmlns:w16du="http://schemas.microsoft.com/office/word/2023/wordml/word16du" xmlns:w16sdtdh="http://schemas.microsoft.com/office/word/2020/wordml/sdtdatahash" xmlns:w16sdtfl="http://schemas.microsoft.com/office/word/2024/wordml/sdtformatlock" xmlns:w16se="http://schemas.microsoft.com/office/word/2015/wordml/symex" mc:Ignorable="w14 w15 w16se w16cid w16 w16cex w16sdtdh w16sdtfl w16du">
+<w:styles xmlns:mc="http://schemas.openxmlformats.org/markup-compatibility/2006" xmlns:r="http://schemas.openxmlformats.org/officeDocument/2006/relationships" xmlns:w="http://schemas.openxmlformats.org/wordprocessingml/2006/main" xmlns:w14="http://schemas.microsoft.com/office/word/2010/wordml" xmlns:w15="http://schemas.microsoft.com/office/word/2012/wordml" xmlns:w16cex="http://schemas.microsoft.com/office/word/2018/wordml/cex" xmlns:w16cid="http://schemas.microsoft.com/office/word/2016/wordml/cid" xmlns:w16="http://schemas.microsoft.com/office/word/2018/wordml" xmlns:w16sdtdh="http://schemas.microsoft.com/office/word/2020/wordml/sdtdatahash" xmlns:w16sdtfl="http://schemas.microsoft.com/office/word/2024/wordml/sdtformatlock" xmlns:w16se="http://schemas.microsoft.com/office/word/2015/wordml/symex" xmlns:w16du="http://schemas.microsoft.com/office/word/2023/wordml/word16du" mc:Ignorable="w14 w15 w16se w16cid w16 w16cex w16sdtdh w16sdtfl w16du">
   <w:docDefaults>
     <w:rPrDefault>
       <w:rPr>

--- a/files/CV_minakwon.docx
+++ b/files/CV_minakwon.docx
@@ -1607,7 +1607,27 @@
           <w:sz w:val="20"/>
           <w:szCs w:val="20"/>
         </w:rPr>
-        <w:t>2025.02</w:t>
+        <w:t>202</w:t>
+      </w:r>
+      <w:r>
+        <w:rPr>
+          <w:rFonts w:ascii="Calibri Light" w:hAnsi="Calibri Light" w:cs="Calibri Light"/>
+          <w:i/>
+          <w:iCs/>
+          <w:sz w:val="20"/>
+          <w:szCs w:val="20"/>
+        </w:rPr>
+        <w:t>6</w:t>
+      </w:r>
+      <w:r>
+        <w:rPr>
+          <w:rFonts w:ascii="Calibri Light" w:hAnsi="Calibri Light" w:cs="Calibri Light"/>
+          <w:i/>
+          <w:iCs/>
+          <w:sz w:val="20"/>
+          <w:szCs w:val="20"/>
+        </w:rPr>
+        <w:t>.02</w:t>
       </w:r>
     </w:p>
     <w:p>
